--- a/project.docx
+++ b/project.docx
@@ -3353,7 +3353,7 @@
         <w:t xml:space="preserve"> </w:t>
       </w:r>
       <w:r>
-        <w:t xml:space="preserve">Hackathon Platform</w:t>
+        <w:t xml:space="preserve">SUBLET</w:t>
       </w:r>
     </w:p>
     <w:p>
@@ -3375,7 +3375,7 @@
         <w:t xml:space="preserve"> </w:t>
       </w:r>
       <w:r>
-        <w:t xml:space="preserve">v1.0.0</w:t>
+        <w:t xml:space="preserve">v2.0.0</w:t>
       </w:r>
     </w:p>
     <w:p>
@@ -3441,19 +3441,41 @@
         <w:t xml:space="preserve"> </w:t>
       </w:r>
       <w:r>
-        <w:t xml:space="preserve">Participants register, optionally get matched into balanced teams,</w:t>
-      </w:r>
-      <w:r>
-        <w:t xml:space="preserve"> </w:t>
-      </w:r>
-      <w:r>
-        <w:t xml:space="preserve">submit one project each, and admin-selected judges score them on a 6-criteria rubric. An</w:t>
-      </w:r>
-      <w:r>
-        <w:t xml:space="preserve"> </w:t>
-      </w:r>
-      <w:r>
-        <w:t xml:space="preserve">admin console manages hackathon details, tracks, sponsors, users, access, and matching runs.</w:t>
+        <w:t xml:space="preserve">A</w:t>
+      </w:r>
+      <w:r>
+        <w:t xml:space="preserve"> </w:t>
+      </w:r>
+      <w:r>
+        <w:rPr>
+          <w:b/>
+          <w:bCs/>
+        </w:rPr>
+        <w:t xml:space="preserve">multi-hackathon</w:t>
+      </w:r>
+      <w:r>
+        <w:t xml:space="preserve"> </w:t>
+      </w:r>
+      <w:r>
+        <w:t xml:space="preserve">platform. Admins create hackathons, each with its</w:t>
+      </w:r>
+      <w:r>
+        <w:t xml:space="preserve"> </w:t>
+      </w:r>
+      <w:r>
+        <w:t xml:space="preserve">own details, tracks, sponsors, selected judges and matching run. Within a hackathon,</w:t>
+      </w:r>
+      <w:r>
+        <w:t xml:space="preserve"> </w:t>
+      </w:r>
+      <w:r>
+        <w:t xml:space="preserve">participants opt into team matching, submit one project each, and selected judges score them on</w:t>
+      </w:r>
+      <w:r>
+        <w:t xml:space="preserve"> </w:t>
+      </w:r>
+      <w:r>
+        <w:t xml:space="preserve">a 6-criteria rubric. Admins can reset a hackathon (delete all projects + judging) or delete it.</w:t>
       </w:r>
     </w:p>
     <w:bookmarkEnd w:id="27"/>
@@ -5587,6 +5609,21 @@
         <w:t xml:space="preserve">users</w:t>
       </w:r>
       <w:r>
+        <w:t xml:space="preserve"> </w:t>
+      </w:r>
+      <w:r>
+        <w:t xml:space="preserve">(global),</w:t>
+      </w:r>
+      <w:r>
+        <w:t xml:space="preserve"> </w:t>
+      </w:r>
+      <w:r>
+        <w:rPr>
+          <w:rStyle w:val="VerbatimChar"/>
+        </w:rPr>
+        <w:t xml:space="preserve">hackathons</w:t>
+      </w:r>
+      <w:r>
         <w:t xml:space="preserve">,</w:t>
       </w:r>
       <w:r>
@@ -5596,7 +5633,19 @@
         <w:rPr>
           <w:rStyle w:val="VerbatimChar"/>
         </w:rPr>
-        <w:t xml:space="preserve">config</w:t>
+        <w:t xml:space="preserve">hackathon_judges</w:t>
+      </w:r>
+      <w:r>
+        <w:t xml:space="preserve">, and hackathon-scoped</w:t>
+      </w:r>
+      <w:r>
+        <w:t xml:space="preserve"> </w:t>
+      </w:r>
+      <w:r>
+        <w:rPr>
+          <w:rStyle w:val="VerbatimChar"/>
+        </w:rPr>
+        <w:t xml:space="preserve">tracks</w:t>
       </w:r>
       <w:r>
         <w:t xml:space="preserve">,</w:t>
@@ -5608,7 +5657,7 @@
         <w:rPr>
           <w:rStyle w:val="VerbatimChar"/>
         </w:rPr>
-        <w:t xml:space="preserve">tracks</w:t>
+        <w:t xml:space="preserve">sponsors</w:t>
       </w:r>
       <w:r>
         <w:t xml:space="preserve">,</w:t>
@@ -5620,7 +5669,7 @@
         <w:rPr>
           <w:rStyle w:val="VerbatimChar"/>
         </w:rPr>
-        <w:t xml:space="preserve">sponsors</w:t>
+        <w:t xml:space="preserve">matching_profiles</w:t>
       </w:r>
       <w:r>
         <w:t xml:space="preserve">,</w:t>
@@ -5632,7 +5681,7 @@
         <w:rPr>
           <w:rStyle w:val="VerbatimChar"/>
         </w:rPr>
-        <w:t xml:space="preserve">matching_profiles</w:t>
+        <w:t xml:space="preserve">matching_runs</w:t>
       </w:r>
       <w:r>
         <w:t xml:space="preserve">,</w:t>
@@ -5644,7 +5693,7 @@
         <w:rPr>
           <w:rStyle w:val="VerbatimChar"/>
         </w:rPr>
-        <w:t xml:space="preserve">matching_runs</w:t>
+        <w:t xml:space="preserve">projects</w:t>
       </w:r>
       <w:r>
         <w:t xml:space="preserve">,</w:t>
@@ -5656,7 +5705,37 @@
         <w:rPr>
           <w:rStyle w:val="VerbatimChar"/>
         </w:rPr>
-        <w:t xml:space="preserve">projects</w:t>
+        <w:t xml:space="preserve">project_participants</w:t>
+      </w:r>
+      <w:r>
+        <w:t xml:space="preserve"> </w:t>
+      </w:r>
+      <w:r>
+        <w:t xml:space="preserve">(unique</w:t>
+      </w:r>
+      <w:r>
+        <w:t xml:space="preserve"> </w:t>
+      </w:r>
+      <w:r>
+        <w:rPr>
+          <w:rStyle w:val="VerbatimChar"/>
+        </w:rPr>
+        <w:t xml:space="preserve">(hackathon_id, user_id)</w:t>
+      </w:r>
+      <w:r>
+        <w:t xml:space="preserve"> </w:t>
+      </w:r>
+      <w:r>
+        <w:t xml:space="preserve">⇒ one project/person/hackathon),</w:t>
+      </w:r>
+      <w:r>
+        <w:t xml:space="preserve"> </w:t>
+      </w:r>
+      <w:r>
+        <w:rPr>
+          <w:rStyle w:val="VerbatimChar"/>
+        </w:rPr>
+        <w:t xml:space="preserve">project_tracks</w:t>
       </w:r>
       <w:r>
         <w:t xml:space="preserve">,</w:t>
@@ -5668,37 +5747,7 @@
         <w:rPr>
           <w:rStyle w:val="VerbatimChar"/>
         </w:rPr>
-        <w:t xml:space="preserve">project_participants</w:t>
-      </w:r>
-      <w:r>
-        <w:t xml:space="preserve"> </w:t>
-      </w:r>
-      <w:r>
-        <w:t xml:space="preserve">(unique</w:t>
-      </w:r>
-      <w:r>
-        <w:t xml:space="preserve"> </w:t>
-      </w:r>
-      <w:r>
-        <w:rPr>
-          <w:rStyle w:val="VerbatimChar"/>
-        </w:rPr>
-        <w:t xml:space="preserve">user_id</w:t>
-      </w:r>
-      <w:r>
-        <w:t xml:space="preserve"> </w:t>
-      </w:r>
-      <w:r>
-        <w:t xml:space="preserve">⇒ one project/person),</w:t>
-      </w:r>
-      <w:r>
-        <w:t xml:space="preserve"> </w:t>
-      </w:r>
-      <w:r>
-        <w:rPr>
-          <w:rStyle w:val="VerbatimChar"/>
-        </w:rPr>
-        <w:t xml:space="preserve">project_tracks</w:t>
+        <w:t xml:space="preserve">project_sponsors</w:t>
       </w:r>
       <w:r>
         <w:t xml:space="preserve">,</w:t>
@@ -5710,25 +5759,34 @@
         <w:rPr>
           <w:rStyle w:val="VerbatimChar"/>
         </w:rPr>
-        <w:t xml:space="preserve">project_sponsors</w:t>
-      </w:r>
-      <w:r>
-        <w:t xml:space="preserve">,</w:t>
-      </w:r>
-      <w:r>
-        <w:t xml:space="preserve"> </w:t>
-      </w:r>
-      <w:r>
-        <w:rPr>
-          <w:rStyle w:val="VerbatimChar"/>
-        </w:rPr>
         <w:t xml:space="preserve">scores</w:t>
       </w:r>
       <w:r>
         <w:t xml:space="preserve"> </w:t>
       </w:r>
       <w:r>
-        <w:t xml:space="preserve">(unique per project+judge). Source:</w:t>
+        <w:t xml:space="preserve">(unique per project+judge). Legacy DBs auto-migrate into a</w:t>
+      </w:r>
+      <w:r>
+        <w:t xml:space="preserve"> </w:t>
+      </w:r>
+      <w:r>
+        <w:t xml:space="preserve">“Ziward Hackathon”</w:t>
+      </w:r>
+      <w:r>
+        <w:t xml:space="preserve"> </w:t>
+      </w:r>
+      <w:r>
+        <w:t xml:space="preserve">(</w:t>
+      </w:r>
+      <w:r>
+        <w:rPr>
+          <w:rStyle w:val="VerbatimChar"/>
+        </w:rPr>
+        <w:t xml:space="preserve">backend/src/migrate.js</w:t>
+      </w:r>
+      <w:r>
+        <w:t xml:space="preserve">). Source:</w:t>
       </w:r>
       <w:r>
         <w:t xml:space="preserve"> </w:t>
@@ -6332,13 +6390,19 @@
         <w:t xml:space="preserve"> </w:t>
       </w:r>
       <w:r>
-        <w:t xml:space="preserve">(auth, meta, admin config/tracks/sponsors/users, matching, projects, judging) with payloads,</w:t>
-      </w:r>
-      <w:r>
-        <w:t xml:space="preserve"> </w:t>
-      </w:r>
-      <w:r>
-        <w:t xml:space="preserve">auth, error codes, and the related §4 UI action. Source:</w:t>
+        <w:t xml:space="preserve">(auth, global meta/users, hackathons CRUD + reset/delete, and hackathon-scoped tracks,</w:t>
+      </w:r>
+      <w:r>
+        <w:t xml:space="preserve"> </w:t>
+      </w:r>
+      <w:r>
+        <w:t xml:space="preserve">sponsors, judges, matching, projects, judging) with payloads, auth, error codes, and the</w:t>
+      </w:r>
+      <w:r>
+        <w:t xml:space="preserve"> </w:t>
+      </w:r>
+      <w:r>
+        <w:t xml:space="preserve">related §4 UI action. Source:</w:t>
       </w:r>
       <w:r>
         <w:t xml:space="preserve"> </w:t>
@@ -8870,7 +8934,7 @@
               <w:pStyle w:val="Compact"/>
             </w:pPr>
             <w:r>
-              <w:t xml:space="preserve">v1.0.0</w:t>
+              <w:t xml:space="preserve">v2.0.0</w:t>
             </w:r>
           </w:p>
         </w:tc>
@@ -8892,7 +8956,73 @@
               <w:pStyle w:val="Compact"/>
             </w:pPr>
             <w:r>
-              <w:t xml:space="preserve">Initial build — auth/admin/config, team matching, submission (one project/person), judging rubric (/100), SQLite↔Neon adapter, OpenAI embeddings w/ offline fallback, 40 tests, full §1–§13 docs.</w:t>
+              <w:t xml:space="preserve">SUBLET branding + multi-hackathon model (per-hackathon details/tracks/sponsors/judges/matching/projects), per-hackathon judge access, admin reset + delete-hackathon, legacy auto-migration into</w:t>
+            </w:r>
+            <w:r>
+              <w:t xml:space="preserve"> </w:t>
+            </w:r>
+            <w:r>
+              <w:t xml:space="preserve">“Ziward Hackathon”</w:t>
+            </w:r>
+            <w:r>
+              <w:t xml:space="preserve">, full professional UI redesign, 51 tests.</w:t>
+            </w:r>
+          </w:p>
+        </w:tc>
+        <w:tc>
+          <w:tcPr/>
+          <w:p>
+            <w:pPr>
+              <w:pStyle w:val="Compact"/>
+            </w:pPr>
+            <w:r>
+              <w:t xml:space="preserve">Update</w:t>
+            </w:r>
+          </w:p>
+        </w:tc>
+      </w:tr>
+      <w:tr>
+        <w:tc>
+          <w:tcPr/>
+          <w:p>
+            <w:pPr>
+              <w:pStyle w:val="Compact"/>
+            </w:pPr>
+            <w:r>
+              <w:t xml:space="preserve">2026-06-15</w:t>
+            </w:r>
+          </w:p>
+        </w:tc>
+        <w:tc>
+          <w:tcPr/>
+          <w:p>
+            <w:pPr>
+              <w:pStyle w:val="Compact"/>
+            </w:pPr>
+            <w:r>
+              <w:t xml:space="preserve">v1.0.0</w:t>
+            </w:r>
+          </w:p>
+        </w:tc>
+        <w:tc>
+          <w:tcPr/>
+          <w:p>
+            <w:pPr>
+              <w:pStyle w:val="Compact"/>
+            </w:pPr>
+            <w:r>
+              <w:t xml:space="preserve">Feature</w:t>
+            </w:r>
+          </w:p>
+        </w:tc>
+        <w:tc>
+          <w:tcPr/>
+          <w:p>
+            <w:pPr>
+              <w:pStyle w:val="Compact"/>
+            </w:pPr>
+            <w:r>
+              <w:t xml:space="preserve">Initial build — auth/admin/config, team matching, submission (one project/person), judging rubric (/100), SQLite↔Neon adapter, OpenAI w/ offline fallback, 40 tests, full §1–§13 docs.</w:t>
             </w:r>
           </w:p>
         </w:tc>

--- a/project.docx
+++ b/project.docx
@@ -3375,7 +3375,7 @@
         <w:t xml:space="preserve"> </w:t>
       </w:r>
       <w:r>
-        <w:t xml:space="preserve">v2.0.0</w:t>
+        <w:t xml:space="preserve">v2.7.0</w:t>
       </w:r>
     </w:p>
     <w:p>
@@ -3397,7 +3397,7 @@
         <w:t xml:space="preserve"> </w:t>
       </w:r>
       <w:r>
-        <w:t xml:space="preserve">2026-06-15</w:t>
+        <w:t xml:space="preserve">2026-06-19</w:t>
       </w:r>
     </w:p>
     <w:p>
@@ -3475,7 +3475,13 @@
         <w:t xml:space="preserve"> </w:t>
       </w:r>
       <w:r>
-        <w:t xml:space="preserve">a 6-criteria rubric. Admins can reset a hackathon (delete all projects + judging) or delete it.</w:t>
+        <w:t xml:space="preserve">five categories (Presentation, Execution, Innovation, Impact, Implementation — each /100, total =</w:t>
+      </w:r>
+      <w:r>
+        <w:t xml:space="preserve"> </w:t>
+      </w:r>
+      <w:r>
+        <w:t xml:space="preserve">their average) via a ranked leaderboard. Admins can reset a hackathon or delete it.</w:t>
       </w:r>
     </w:p>
     <w:bookmarkEnd w:id="27"/>
@@ -8911,6 +8917,723 @@
             </w:pPr>
             <w:r>
               <w:t xml:space="preserve">Updated By</w:t>
+            </w:r>
+          </w:p>
+        </w:tc>
+      </w:tr>
+      <w:tr>
+        <w:tc>
+          <w:tcPr/>
+          <w:p>
+            <w:pPr>
+              <w:pStyle w:val="Compact"/>
+            </w:pPr>
+            <w:r>
+              <w:t xml:space="preserve">2026-06-19</w:t>
+            </w:r>
+          </w:p>
+        </w:tc>
+        <w:tc>
+          <w:tcPr/>
+          <w:p>
+            <w:pPr>
+              <w:pStyle w:val="Compact"/>
+            </w:pPr>
+            <w:r>
+              <w:t xml:space="preserve">v2.7.0</w:t>
+            </w:r>
+          </w:p>
+        </w:tc>
+        <w:tc>
+          <w:tcPr/>
+          <w:p>
+            <w:pPr>
+              <w:pStyle w:val="Compact"/>
+            </w:pPr>
+            <w:r>
+              <w:t xml:space="preserve">Feature</w:t>
+            </w:r>
+          </w:p>
+        </w:tc>
+        <w:tc>
+          <w:tcPr/>
+          <w:p>
+            <w:pPr>
+              <w:pStyle w:val="Compact"/>
+            </w:pPr>
+            <w:r>
+              <w:t xml:space="preserve">Hackathons capture event date, start/end time and location (create + admin edit) shown in an Overview</w:t>
+            </w:r>
+            <w:r>
+              <w:t xml:space="preserve"> </w:t>
+            </w:r>
+            <w:r>
+              <w:t xml:space="preserve">“When &amp; Where”</w:t>
+            </w:r>
+            <w:r>
+              <w:t xml:space="preserve"> </w:t>
+            </w:r>
+            <w:r>
+              <w:t xml:space="preserve">card; projects can be submitted</w:t>
+            </w:r>
+            <w:r>
+              <w:t xml:space="preserve"> </w:t>
+            </w:r>
+            <w:r>
+              <w:rPr>
+                <w:b/>
+                <w:bCs/>
+              </w:rPr>
+              <w:t xml:space="preserve">only on the hackathon’s event date</w:t>
+            </w:r>
+            <w:r>
+              <w:t xml:space="preserve"> </w:t>
+            </w:r>
+            <w:r>
+              <w:t xml:space="preserve">(API rejects off-day with 403; Submit page disables off-day). Legacy/no-date hackathons unrestricted; columns auto-migrated; 73 tests.</w:t>
+            </w:r>
+          </w:p>
+        </w:tc>
+        <w:tc>
+          <w:tcPr/>
+          <w:p>
+            <w:pPr>
+              <w:pStyle w:val="Compact"/>
+            </w:pPr>
+            <w:r>
+              <w:t xml:space="preserve">Update</w:t>
+            </w:r>
+          </w:p>
+        </w:tc>
+      </w:tr>
+      <w:tr>
+        <w:tc>
+          <w:tcPr/>
+          <w:p>
+            <w:pPr>
+              <w:pStyle w:val="Compact"/>
+            </w:pPr>
+            <w:r>
+              <w:t xml:space="preserve">2026-06-16</w:t>
+            </w:r>
+          </w:p>
+        </w:tc>
+        <w:tc>
+          <w:tcPr/>
+          <w:p>
+            <w:pPr>
+              <w:pStyle w:val="Compact"/>
+            </w:pPr>
+            <w:r>
+              <w:t xml:space="preserve">v2.6.0</w:t>
+            </w:r>
+          </w:p>
+        </w:tc>
+        <w:tc>
+          <w:tcPr/>
+          <w:p>
+            <w:pPr>
+              <w:pStyle w:val="Compact"/>
+            </w:pPr>
+            <w:r>
+              <w:t xml:space="preserve">Feature</w:t>
+            </w:r>
+          </w:p>
+        </w:tc>
+        <w:tc>
+          <w:tcPr/>
+          <w:p>
+            <w:pPr>
+              <w:pStyle w:val="Compact"/>
+            </w:pPr>
+            <w:r>
+              <w:t xml:space="preserve">Richer hackathons — Community &amp; Support (Discord), Schedule, track descriptions, per-sponsor description/Tool-Access-&amp;-Credits/Prizes (admin-editable); public Overview info display incl. judges with LinkedIn; 71 tests.</w:t>
+            </w:r>
+          </w:p>
+        </w:tc>
+        <w:tc>
+          <w:tcPr/>
+          <w:p>
+            <w:pPr>
+              <w:pStyle w:val="Compact"/>
+            </w:pPr>
+            <w:r>
+              <w:t xml:space="preserve">Update</w:t>
+            </w:r>
+          </w:p>
+        </w:tc>
+      </w:tr>
+      <w:tr>
+        <w:tc>
+          <w:tcPr/>
+          <w:p>
+            <w:pPr>
+              <w:pStyle w:val="Compact"/>
+            </w:pPr>
+            <w:r>
+              <w:t xml:space="preserve">2026-06-16</w:t>
+            </w:r>
+          </w:p>
+        </w:tc>
+        <w:tc>
+          <w:tcPr/>
+          <w:p>
+            <w:pPr>
+              <w:pStyle w:val="Compact"/>
+            </w:pPr>
+            <w:r>
+              <w:t xml:space="preserve">v2.5.1</w:t>
+            </w:r>
+          </w:p>
+        </w:tc>
+        <w:tc>
+          <w:tcPr/>
+          <w:p>
+            <w:pPr>
+              <w:pStyle w:val="Compact"/>
+            </w:pPr>
+            <w:r>
+              <w:t xml:space="preserve">Fix</w:t>
+            </w:r>
+          </w:p>
+        </w:tc>
+        <w:tc>
+          <w:tcPr/>
+          <w:p>
+            <w:pPr>
+              <w:pStyle w:val="Compact"/>
+            </w:pPr>
+            <w:r>
+              <w:t xml:space="preserve">Demo seed scripts now write directly to the DB (no backend server needed) via</w:t>
+            </w:r>
+            <w:r>
+              <w:t xml:space="preserve"> </w:t>
+            </w:r>
+            <w:r>
+              <w:rPr>
+                <w:rStyle w:val="VerbatimChar"/>
+              </w:rPr>
+              <w:t xml:space="preserve">backend/src/seedData.js</w:t>
+            </w:r>
+            <w:r>
+              <w:t xml:space="preserve">; 67 tests.</w:t>
+            </w:r>
+          </w:p>
+        </w:tc>
+        <w:tc>
+          <w:tcPr/>
+          <w:p>
+            <w:pPr>
+              <w:pStyle w:val="Compact"/>
+            </w:pPr>
+            <w:r>
+              <w:t xml:space="preserve">Update</w:t>
+            </w:r>
+          </w:p>
+        </w:tc>
+      </w:tr>
+      <w:tr>
+        <w:tc>
+          <w:tcPr/>
+          <w:p>
+            <w:pPr>
+              <w:pStyle w:val="Compact"/>
+            </w:pPr>
+            <w:r>
+              <w:t xml:space="preserve">2026-06-16</w:t>
+            </w:r>
+          </w:p>
+        </w:tc>
+        <w:tc>
+          <w:tcPr/>
+          <w:p>
+            <w:pPr>
+              <w:pStyle w:val="Compact"/>
+            </w:pPr>
+            <w:r>
+              <w:t xml:space="preserve">v2.5.0</w:t>
+            </w:r>
+          </w:p>
+        </w:tc>
+        <w:tc>
+          <w:tcPr/>
+          <w:p>
+            <w:pPr>
+              <w:pStyle w:val="Compact"/>
+            </w:pPr>
+            <w:r>
+              <w:t xml:space="preserve">Feature</w:t>
+            </w:r>
+          </w:p>
+        </w:tc>
+        <w:tc>
+          <w:tcPr/>
+          <w:p>
+            <w:pPr>
+              <w:pStyle w:val="Compact"/>
+            </w:pPr>
+            <w:r>
+              <w:t xml:space="preserve">Account settings page — users edit their own LinkedIn &amp; password (</w:t>
+            </w:r>
+            <w:r>
+              <w:rPr>
+                <w:rStyle w:val="VerbatimChar"/>
+              </w:rPr>
+              <w:t xml:space="preserve">PUT /api/auth/profile</w:t>
+            </w:r>
+            <w:r>
+              <w:t xml:space="preserve">); admin Delete-all-users confirmed; 66 tests.</w:t>
+            </w:r>
+          </w:p>
+        </w:tc>
+        <w:tc>
+          <w:tcPr/>
+          <w:p>
+            <w:pPr>
+              <w:pStyle w:val="Compact"/>
+            </w:pPr>
+            <w:r>
+              <w:t xml:space="preserve">Update</w:t>
+            </w:r>
+          </w:p>
+        </w:tc>
+      </w:tr>
+      <w:tr>
+        <w:tc>
+          <w:tcPr/>
+          <w:p>
+            <w:pPr>
+              <w:pStyle w:val="Compact"/>
+            </w:pPr>
+            <w:r>
+              <w:t xml:space="preserve">2026-06-16</w:t>
+            </w:r>
+          </w:p>
+        </w:tc>
+        <w:tc>
+          <w:tcPr/>
+          <w:p>
+            <w:pPr>
+              <w:pStyle w:val="Compact"/>
+            </w:pPr>
+            <w:r>
+              <w:t xml:space="preserve">v2.4.2</w:t>
+            </w:r>
+          </w:p>
+        </w:tc>
+        <w:tc>
+          <w:tcPr/>
+          <w:p>
+            <w:pPr>
+              <w:pStyle w:val="Compact"/>
+            </w:pPr>
+            <w:r>
+              <w:t xml:space="preserve">Fix/Feature</w:t>
+            </w:r>
+          </w:p>
+        </w:tc>
+        <w:tc>
+          <w:tcPr/>
+          <w:p>
+            <w:pPr>
+              <w:pStyle w:val="Compact"/>
+            </w:pPr>
+            <w:r>
+              <w:t xml:space="preserve">Judging alignment fixes; Results &amp; Investments tabs show Tracks/Sponsors columns and a click-to-open details popup (demo + GitHub links, tracks, sponsors, team, category averages).</w:t>
+            </w:r>
+          </w:p>
+        </w:tc>
+        <w:tc>
+          <w:tcPr/>
+          <w:p>
+            <w:pPr>
+              <w:pStyle w:val="Compact"/>
+            </w:pPr>
+            <w:r>
+              <w:t xml:space="preserve">Update</w:t>
+            </w:r>
+          </w:p>
+        </w:tc>
+      </w:tr>
+      <w:tr>
+        <w:tc>
+          <w:tcPr/>
+          <w:p>
+            <w:pPr>
+              <w:pStyle w:val="Compact"/>
+            </w:pPr>
+            <w:r>
+              <w:t xml:space="preserve">2026-06-16</w:t>
+            </w:r>
+          </w:p>
+        </w:tc>
+        <w:tc>
+          <w:tcPr/>
+          <w:p>
+            <w:pPr>
+              <w:pStyle w:val="Compact"/>
+            </w:pPr>
+            <w:r>
+              <w:t xml:space="preserve">v2.4.1</w:t>
+            </w:r>
+          </w:p>
+        </w:tc>
+        <w:tc>
+          <w:tcPr/>
+          <w:p>
+            <w:pPr>
+              <w:pStyle w:val="Compact"/>
+            </w:pPr>
+            <w:r>
+              <w:t xml:space="preserve">Feature</w:t>
+            </w:r>
+          </w:p>
+        </w:tc>
+        <w:tc>
+          <w:tcPr/>
+          <w:p>
+            <w:pPr>
+              <w:pStyle w:val="Compact"/>
+            </w:pPr>
+            <w:r>
+              <w:t xml:space="preserve">Investment input gains unit options (Exact $, Thousand, Lakh, Million, Crore, Billion) with live preview; compact amounts on the leaderboard.</w:t>
+            </w:r>
+          </w:p>
+        </w:tc>
+        <w:tc>
+          <w:tcPr/>
+          <w:p>
+            <w:pPr>
+              <w:pStyle w:val="Compact"/>
+            </w:pPr>
+            <w:r>
+              <w:t xml:space="preserve">Update</w:t>
+            </w:r>
+          </w:p>
+        </w:tc>
+      </w:tr>
+      <w:tr>
+        <w:tc>
+          <w:tcPr/>
+          <w:p>
+            <w:pPr>
+              <w:pStyle w:val="Compact"/>
+            </w:pPr>
+            <w:r>
+              <w:t xml:space="preserve">2026-06-15</w:t>
+            </w:r>
+          </w:p>
+        </w:tc>
+        <w:tc>
+          <w:tcPr/>
+          <w:p>
+            <w:pPr>
+              <w:pStyle w:val="Compact"/>
+            </w:pPr>
+            <w:r>
+              <w:t xml:space="preserve">v2.4.0</w:t>
+            </w:r>
+          </w:p>
+        </w:tc>
+        <w:tc>
+          <w:tcPr/>
+          <w:p>
+            <w:pPr>
+              <w:pStyle w:val="Compact"/>
+            </w:pPr>
+            <w:r>
+              <w:t xml:space="preserve">Feature</w:t>
+            </w:r>
+          </w:p>
+        </w:tc>
+        <w:tc>
+          <w:tcPr/>
+          <w:p>
+            <w:pPr>
+              <w:pStyle w:val="Compact"/>
+            </w:pPr>
+            <w:r>
+              <w:t xml:space="preserve">Judging investment feature — judges record a would-be investment per project; new Investments tab ranks projects by total invested across judges; 61 tests.</w:t>
+            </w:r>
+          </w:p>
+        </w:tc>
+        <w:tc>
+          <w:tcPr/>
+          <w:p>
+            <w:pPr>
+              <w:pStyle w:val="Compact"/>
+            </w:pPr>
+            <w:r>
+              <w:t xml:space="preserve">Update</w:t>
+            </w:r>
+          </w:p>
+        </w:tc>
+      </w:tr>
+      <w:tr>
+        <w:tc>
+          <w:tcPr/>
+          <w:p>
+            <w:pPr>
+              <w:pStyle w:val="Compact"/>
+            </w:pPr>
+            <w:r>
+              <w:t xml:space="preserve">2026-06-15</w:t>
+            </w:r>
+          </w:p>
+        </w:tc>
+        <w:tc>
+          <w:tcPr/>
+          <w:p>
+            <w:pPr>
+              <w:pStyle w:val="Compact"/>
+            </w:pPr>
+            <w:r>
+              <w:t xml:space="preserve">v2.3.0</w:t>
+            </w:r>
+          </w:p>
+        </w:tc>
+        <w:tc>
+          <w:tcPr/>
+          <w:p>
+            <w:pPr>
+              <w:pStyle w:val="Compact"/>
+            </w:pPr>
+            <w:r>
+              <w:t xml:space="preserve">Feature</w:t>
+            </w:r>
+          </w:p>
+        </w:tc>
+        <w:tc>
+          <w:tcPr/>
+          <w:p>
+            <w:pPr>
+              <w:pStyle w:val="Compact"/>
+            </w:pPr>
+            <w:r>
+              <w:t xml:space="preserve">Judging split into two tabs (Score / Results-&amp;-averages leaderboard with per-category averages +</w:t>
+            </w:r>
+            <w:r>
+              <w:t xml:space="preserve"> </w:t>
+            </w:r>
+            <w:r>
+              <w:rPr>
+                <w:rStyle w:val="VerbatimChar"/>
+              </w:rPr>
+              <w:t xml:space="preserve">my_score</w:t>
+            </w:r>
+            <w:r>
+              <w:t xml:space="preserve">); app-wide light/dark theme toggle; UI polish.</w:t>
+            </w:r>
+          </w:p>
+        </w:tc>
+        <w:tc>
+          <w:tcPr/>
+          <w:p>
+            <w:pPr>
+              <w:pStyle w:val="Compact"/>
+            </w:pPr>
+            <w:r>
+              <w:t xml:space="preserve">Update</w:t>
+            </w:r>
+          </w:p>
+        </w:tc>
+      </w:tr>
+      <w:tr>
+        <w:tc>
+          <w:tcPr/>
+          <w:p>
+            <w:pPr>
+              <w:pStyle w:val="Compact"/>
+            </w:pPr>
+            <w:r>
+              <w:t xml:space="preserve">2026-06-15</w:t>
+            </w:r>
+          </w:p>
+        </w:tc>
+        <w:tc>
+          <w:tcPr/>
+          <w:p>
+            <w:pPr>
+              <w:pStyle w:val="Compact"/>
+            </w:pPr>
+            <w:r>
+              <w:t xml:space="preserve">v2.2.1</w:t>
+            </w:r>
+          </w:p>
+        </w:tc>
+        <w:tc>
+          <w:tcPr/>
+          <w:p>
+            <w:pPr>
+              <w:pStyle w:val="Compact"/>
+            </w:pPr>
+            <w:r>
+              <w:t xml:space="preserve">Change</w:t>
+            </w:r>
+          </w:p>
+        </w:tc>
+        <w:tc>
+          <w:tcPr/>
+          <w:p>
+            <w:pPr>
+              <w:pStyle w:val="Compact"/>
+            </w:pPr>
+            <w:r>
+              <w:t xml:space="preserve">LinkedIn URL required at registration; 59 tests.</w:t>
+            </w:r>
+          </w:p>
+        </w:tc>
+        <w:tc>
+          <w:tcPr/>
+          <w:p>
+            <w:pPr>
+              <w:pStyle w:val="Compact"/>
+            </w:pPr>
+            <w:r>
+              <w:t xml:space="preserve">Update</w:t>
+            </w:r>
+          </w:p>
+        </w:tc>
+      </w:tr>
+      <w:tr>
+        <w:tc>
+          <w:tcPr/>
+          <w:p>
+            <w:pPr>
+              <w:pStyle w:val="Compact"/>
+            </w:pPr>
+            <w:r>
+              <w:t xml:space="preserve">2026-06-15</w:t>
+            </w:r>
+          </w:p>
+        </w:tc>
+        <w:tc>
+          <w:tcPr/>
+          <w:p>
+            <w:pPr>
+              <w:pStyle w:val="Compact"/>
+            </w:pPr>
+            <w:r>
+              <w:t xml:space="preserve">v2.2.0</w:t>
+            </w:r>
+          </w:p>
+        </w:tc>
+        <w:tc>
+          <w:tcPr/>
+          <w:p>
+            <w:pPr>
+              <w:pStyle w:val="Compact"/>
+            </w:pPr>
+            <w:r>
+              <w:t xml:space="preserve">Feature</w:t>
+            </w:r>
+          </w:p>
+        </w:tc>
+        <w:tc>
+          <w:tcPr/>
+          <w:p>
+            <w:pPr>
+              <w:pStyle w:val="Compact"/>
+            </w:pPr>
+            <w:r>
+              <w:t xml:space="preserve">Judging redesign — leaderboard by average score, big Demo/Git links, tracks &amp; sponsors shown; scoring changed to 5 categories (Presentation/Execution/Innovation/Impact/Implementation, each /100, total = average); 58 tests.</w:t>
+            </w:r>
+          </w:p>
+        </w:tc>
+        <w:tc>
+          <w:tcPr/>
+          <w:p>
+            <w:pPr>
+              <w:pStyle w:val="Compact"/>
+            </w:pPr>
+            <w:r>
+              <w:t xml:space="preserve">Update</w:t>
+            </w:r>
+          </w:p>
+        </w:tc>
+      </w:tr>
+      <w:tr>
+        <w:tc>
+          <w:tcPr/>
+          <w:p>
+            <w:pPr>
+              <w:pStyle w:val="Compact"/>
+            </w:pPr>
+            <w:r>
+              <w:t xml:space="preserve">2026-06-15</w:t>
+            </w:r>
+          </w:p>
+        </w:tc>
+        <w:tc>
+          <w:tcPr/>
+          <w:p>
+            <w:pPr>
+              <w:pStyle w:val="Compact"/>
+            </w:pPr>
+            <w:r>
+              <w:t xml:space="preserve">v2.1.0</w:t>
+            </w:r>
+          </w:p>
+        </w:tc>
+        <w:tc>
+          <w:tcPr/>
+          <w:p>
+            <w:pPr>
+              <w:pStyle w:val="Compact"/>
+            </w:pPr>
+            <w:r>
+              <w:t xml:space="preserve">Feature</w:t>
+            </w:r>
+          </w:p>
+        </w:tc>
+        <w:tc>
+          <w:tcPr/>
+          <w:p>
+            <w:pPr>
+              <w:pStyle w:val="Compact"/>
+            </w:pPr>
+            <w:r>
+              <w:t xml:space="preserve">Demo-data seed scripts; admin</w:t>
+            </w:r>
+            <w:r>
+              <w:t xml:space="preserve"> </w:t>
+            </w:r>
+            <w:r>
+              <w:rPr>
+                <w:b/>
+                <w:bCs/>
+              </w:rPr>
+              <w:t xml:space="preserve">Delete all users</w:t>
+            </w:r>
+            <w:r>
+              <w:t xml:space="preserve">; matching opt-ins are now</w:t>
+            </w:r>
+            <w:r>
+              <w:t xml:space="preserve"> </w:t>
+            </w:r>
+            <w:r>
+              <w:rPr>
+                <w:b/>
+                <w:bCs/>
+              </w:rPr>
+              <w:t xml:space="preserve">visible to each other</w:t>
+            </w:r>
+            <w:r>
+              <w:t xml:space="preserve"> </w:t>
+            </w:r>
+            <w:r>
+              <w:t xml:space="preserve">to find teammates; 57 tests.</w:t>
+            </w:r>
+          </w:p>
+        </w:tc>
+        <w:tc>
+          <w:tcPr/>
+          <w:p>
+            <w:pPr>
+              <w:pStyle w:val="Compact"/>
+            </w:pPr>
+            <w:r>
+              <w:t xml:space="preserve">Update</w:t>
             </w:r>
           </w:p>
         </w:tc>
